--- a/docs/лаб3.docx
+++ b/docs/лаб3.docx
@@ -111,7 +111,7 @@
           <w:bCs/>
           <w:szCs w:val="28"/>
         </w:rPr>
-        <w:t>перспективной инженерии</w:t>
+        <w:t>Информационных технологий и кибербезопасности</w:t>
       </w:r>
     </w:p>
     <w:p>
@@ -807,7 +807,16 @@
                 <w:szCs w:val="28"/>
                 <w:u w:val="single"/>
               </w:rPr>
-              <w:t>, Института Перспективной Инженерии</w:t>
+              <w:t xml:space="preserve">, </w:t>
+            </w:r>
+            <w:r>
+              <w:rPr>
+                <w:bCs/>
+                <w:sz w:val="24"/>
+                <w:szCs w:val="24"/>
+                <w:u w:val="single"/>
+              </w:rPr>
+              <w:t>Информационных технологий и кибербезопасности</w:t>
             </w:r>
           </w:p>
           <w:p>
@@ -1898,6 +1907,7 @@
       </w:pPr>
       <w:r>
         <w:rPr>
+          <w:noProof/>
           <w:szCs w:val="40"/>
         </w:rPr>
         <w:lastRenderedPageBreak/>
@@ -1965,7 +1975,20 @@
         <w:rPr>
           <w:szCs w:val="40"/>
         </w:rPr>
-        <w:t>Диаграмма классов</w:t>
+        <w:t>Диаграмма</w:t>
+      </w:r>
+      <w:r>
+        <w:rPr>
+          <w:szCs w:val="40"/>
+          <w:lang w:val="en-US"/>
+        </w:rPr>
+        <w:t xml:space="preserve"> </w:t>
+      </w:r>
+      <w:r>
+        <w:rPr>
+          <w:szCs w:val="40"/>
+        </w:rPr>
+        <w:t>классов</w:t>
       </w:r>
     </w:p>
     <w:p>
@@ -2640,6 +2663,7 @@
         <w:rPr>
           <w:rFonts w:cs="Times New Roman"/>
           <w:szCs w:val="28"/>
+          <w:lang w:val="en-US"/>
         </w:rPr>
       </w:pPr>
       <w:r>
@@ -3624,7 +3648,6 @@
         <w:rPr>
           <w:rFonts w:cs="Times New Roman"/>
           <w:szCs w:val="28"/>
-          <w:lang w:val="en-US"/>
         </w:rPr>
       </w:pPr>
       <w:r>
@@ -3935,14 +3958,71 @@
           <w:rFonts w:cs="Times New Roman"/>
           <w:szCs w:val="28"/>
         </w:rPr>
-        <w:t>Е</w:t>
-      </w:r>
-      <w:r>
-        <w:rPr>
-          <w:rFonts w:cs="Times New Roman"/>
-          <w:szCs w:val="28"/>
-        </w:rPr>
-        <w:t>сть</w:t>
+        <w:t>Есть карты (</w:t>
+      </w:r>
+      <w:proofErr w:type="spellStart"/>
+      <w:r>
+        <w:rPr>
+          <w:rFonts w:cs="Times New Roman"/>
+          <w:szCs w:val="28"/>
+        </w:rPr>
+        <w:t>TouristicMap</w:t>
+      </w:r>
+      <w:proofErr w:type="spellEnd"/>
+      <w:r>
+        <w:rPr>
+          <w:rFonts w:cs="Times New Roman"/>
+          <w:szCs w:val="28"/>
+        </w:rPr>
+        <w:t xml:space="preserve">, </w:t>
+      </w:r>
+      <w:proofErr w:type="spellStart"/>
+      <w:r>
+        <w:rPr>
+          <w:rFonts w:cs="Times New Roman"/>
+          <w:szCs w:val="28"/>
+        </w:rPr>
+        <w:t>FoodMap</w:t>
+      </w:r>
+      <w:proofErr w:type="spellEnd"/>
+      <w:r>
+        <w:rPr>
+          <w:rFonts w:cs="Times New Roman"/>
+          <w:szCs w:val="28"/>
+        </w:rPr>
+        <w:t xml:space="preserve">) и нужно отображать виды карт либо в </w:t>
+      </w:r>
+      <w:proofErr w:type="spellStart"/>
+      <w:r>
+        <w:rPr>
+          <w:rFonts w:cs="Times New Roman"/>
+          <w:szCs w:val="28"/>
+        </w:rPr>
+        <w:t>Console</w:t>
+      </w:r>
+      <w:proofErr w:type="spellEnd"/>
+      <w:r>
+        <w:rPr>
+          <w:rFonts w:cs="Times New Roman"/>
+          <w:szCs w:val="28"/>
+        </w:rPr>
+        <w:t xml:space="preserve"> (текстом), либо в </w:t>
+      </w:r>
+      <w:proofErr w:type="spellStart"/>
+      <w:r>
+        <w:rPr>
+          <w:rFonts w:cs="Times New Roman"/>
+          <w:szCs w:val="28"/>
+        </w:rPr>
+        <w:t>GisWindow</w:t>
+      </w:r>
+      <w:proofErr w:type="spellEnd"/>
+      <w:r>
+        <w:rPr>
+          <w:rFonts w:cs="Times New Roman"/>
+          <w:szCs w:val="28"/>
+        </w:rPr>
+        <w:t xml:space="preserve"> (графикой). Без Моста пришлось бы создавать 4</w:t>
       </w:r>
       <w:r>
         <w:rPr>
@@ -3956,15 +4036,15 @@
           <w:rFonts w:cs="Times New Roman"/>
           <w:szCs w:val="28"/>
         </w:rPr>
-        <w:t>карты (</w:t>
-      </w:r>
-      <w:proofErr w:type="spellStart"/>
-      <w:r>
-        <w:rPr>
-          <w:rFonts w:cs="Times New Roman"/>
-          <w:szCs w:val="28"/>
-        </w:rPr>
-        <w:t>TouristicMap</w:t>
+        <w:t xml:space="preserve">класса: </w:t>
+      </w:r>
+      <w:proofErr w:type="spellStart"/>
+      <w:r>
+        <w:rPr>
+          <w:rFonts w:cs="Times New Roman"/>
+          <w:szCs w:val="28"/>
+        </w:rPr>
+        <w:t>ConsoleTouristicMap</w:t>
       </w:r>
       <w:proofErr w:type="spellEnd"/>
       <w:r>
@@ -3980,97 +4060,7 @@
           <w:rFonts w:cs="Times New Roman"/>
           <w:szCs w:val="28"/>
         </w:rPr>
-        <w:t>FoodMap</w:t>
-      </w:r>
-      <w:proofErr w:type="spellEnd"/>
-      <w:r>
-        <w:rPr>
-          <w:rFonts w:cs="Times New Roman"/>
-          <w:szCs w:val="28"/>
-        </w:rPr>
-        <w:t>) и</w:t>
-      </w:r>
-      <w:r>
-        <w:rPr>
-          <w:rFonts w:cs="Times New Roman"/>
-          <w:szCs w:val="28"/>
-        </w:rPr>
-        <w:t xml:space="preserve"> нужно </w:t>
-      </w:r>
-      <w:r>
-        <w:rPr>
-          <w:rFonts w:cs="Times New Roman"/>
-          <w:szCs w:val="28"/>
-        </w:rPr>
-        <w:t xml:space="preserve">отображать </w:t>
-      </w:r>
-      <w:r>
-        <w:rPr>
-          <w:rFonts w:cs="Times New Roman"/>
-          <w:szCs w:val="28"/>
-        </w:rPr>
-        <w:t>виды карт</w:t>
-      </w:r>
-      <w:r>
-        <w:rPr>
-          <w:rFonts w:cs="Times New Roman"/>
-          <w:szCs w:val="28"/>
-        </w:rPr>
-        <w:t xml:space="preserve"> либо в </w:t>
-      </w:r>
-      <w:proofErr w:type="spellStart"/>
-      <w:r>
-        <w:rPr>
-          <w:rFonts w:cs="Times New Roman"/>
-          <w:szCs w:val="28"/>
-        </w:rPr>
-        <w:t>Console</w:t>
-      </w:r>
-      <w:proofErr w:type="spellEnd"/>
-      <w:r>
-        <w:rPr>
-          <w:rFonts w:cs="Times New Roman"/>
-          <w:szCs w:val="28"/>
-        </w:rPr>
-        <w:t xml:space="preserve"> (текстом), либо в </w:t>
-      </w:r>
-      <w:proofErr w:type="spellStart"/>
-      <w:r>
-        <w:rPr>
-          <w:rFonts w:cs="Times New Roman"/>
-          <w:szCs w:val="28"/>
-        </w:rPr>
-        <w:t>GisWindow</w:t>
-      </w:r>
-      <w:proofErr w:type="spellEnd"/>
-      <w:r>
-        <w:rPr>
-          <w:rFonts w:cs="Times New Roman"/>
-          <w:szCs w:val="28"/>
-        </w:rPr>
-        <w:t xml:space="preserve"> (графикой). Без Моста пришлось бы создавать 4</w:t>
-      </w:r>
-      <w:r>
-        <w:rPr>
-          <w:rFonts w:cs="Times New Roman"/>
-          <w:szCs w:val="28"/>
-        </w:rPr>
-        <w:t xml:space="preserve"> </w:t>
-      </w:r>
-      <w:r>
-        <w:rPr>
-          <w:rFonts w:cs="Times New Roman"/>
-          <w:szCs w:val="28"/>
-        </w:rPr>
-        <w:t xml:space="preserve">класса: </w:t>
-      </w:r>
-      <w:proofErr w:type="spellStart"/>
-      <w:r>
-        <w:rPr>
-          <w:rFonts w:cs="Times New Roman"/>
-          <w:szCs w:val="28"/>
-        </w:rPr>
-        <w:t>ConsoleTouristicMap</w:t>
+        <w:t>GisTouristicMap</w:t>
       </w:r>
       <w:proofErr w:type="spellEnd"/>
       <w:r>
@@ -4086,22 +4076,6 @@
           <w:rFonts w:cs="Times New Roman"/>
           <w:szCs w:val="28"/>
         </w:rPr>
-        <w:t>GisTouristicMap</w:t>
-      </w:r>
-      <w:proofErr w:type="spellEnd"/>
-      <w:r>
-        <w:rPr>
-          <w:rFonts w:cs="Times New Roman"/>
-          <w:szCs w:val="28"/>
-        </w:rPr>
-        <w:t xml:space="preserve">, </w:t>
-      </w:r>
-      <w:proofErr w:type="spellStart"/>
-      <w:r>
-        <w:rPr>
-          <w:rFonts w:cs="Times New Roman"/>
-          <w:szCs w:val="28"/>
-        </w:rPr>
         <w:t>ConsoleFoodMap</w:t>
       </w:r>
       <w:proofErr w:type="spellEnd"/>
@@ -4159,6 +4133,7 @@
       </w:pPr>
       <w:r>
         <w:rPr>
+          <w:noProof/>
           <w:szCs w:val="40"/>
           <w:lang w:val="en-US"/>
         </w:rPr>
@@ -5190,6 +5165,7 @@
         <w:rPr>
           <w:rFonts w:cs="Times New Roman"/>
           <w:szCs w:val="28"/>
+          <w:lang w:val="en-US"/>
         </w:rPr>
       </w:pPr>
       <w:r>
@@ -5204,6 +5180,7 @@
         <w:rPr>
           <w:rFonts w:cs="Times New Roman"/>
           <w:szCs w:val="28"/>
+          <w:lang w:val="en-US"/>
         </w:rPr>
         <w:t>}</w:t>
       </w:r>
@@ -5216,12 +5193,14 @@
         <w:rPr>
           <w:rFonts w:cs="Times New Roman"/>
           <w:szCs w:val="28"/>
-        </w:rPr>
-      </w:pPr>
-      <w:r>
-        <w:rPr>
-          <w:rFonts w:cs="Times New Roman"/>
-          <w:szCs w:val="28"/>
+          <w:lang w:val="en-US"/>
+        </w:rPr>
+      </w:pPr>
+      <w:r>
+        <w:rPr>
+          <w:rFonts w:cs="Times New Roman"/>
+          <w:szCs w:val="28"/>
+          <w:lang w:val="en-US"/>
         </w:rPr>
         <w:t>}</w:t>
       </w:r>
@@ -5234,6 +5213,7 @@
         <w:rPr>
           <w:rFonts w:cs="Times New Roman"/>
           <w:szCs w:val="28"/>
+          <w:lang w:val="en-US"/>
         </w:rPr>
       </w:pPr>
     </w:p>
@@ -5722,6 +5702,7 @@
         <w:rPr>
           <w:rFonts w:cs="Times New Roman"/>
           <w:szCs w:val="28"/>
+          <w:lang w:val="en-US"/>
         </w:rPr>
       </w:pPr>
       <w:r>
@@ -5736,6 +5717,7 @@
         <w:rPr>
           <w:rFonts w:cs="Times New Roman"/>
           <w:szCs w:val="28"/>
+          <w:lang w:val="en-US"/>
         </w:rPr>
         <w:t>}</w:t>
       </w:r>
@@ -5748,12 +5730,14 @@
         <w:rPr>
           <w:rFonts w:cs="Times New Roman"/>
           <w:szCs w:val="28"/>
-        </w:rPr>
-      </w:pPr>
-      <w:r>
-        <w:rPr>
-          <w:rFonts w:cs="Times New Roman"/>
-          <w:szCs w:val="28"/>
+          <w:lang w:val="en-US"/>
+        </w:rPr>
+      </w:pPr>
+      <w:r>
+        <w:rPr>
+          <w:rFonts w:cs="Times New Roman"/>
+          <w:szCs w:val="28"/>
+          <w:lang w:val="en-US"/>
         </w:rPr>
         <w:t>}</w:t>
       </w:r>
@@ -5766,14 +5750,45 @@
         <w:rPr>
           <w:rFonts w:cs="Times New Roman"/>
           <w:szCs w:val="28"/>
-        </w:rPr>
-      </w:pPr>
-      <w:r>
-        <w:rPr>
-          <w:rFonts w:cs="Times New Roman"/>
-          <w:szCs w:val="28"/>
-        </w:rPr>
-        <w:t>Абстрактный класс карты</w:t>
+          <w:lang w:val="en-US"/>
+        </w:rPr>
+      </w:pPr>
+      <w:r>
+        <w:rPr>
+          <w:rFonts w:cs="Times New Roman"/>
+          <w:szCs w:val="28"/>
+        </w:rPr>
+        <w:t>Абстрактный</w:t>
+      </w:r>
+      <w:r>
+        <w:rPr>
+          <w:rFonts w:cs="Times New Roman"/>
+          <w:szCs w:val="28"/>
+          <w:lang w:val="en-US"/>
+        </w:rPr>
+        <w:t xml:space="preserve"> </w:t>
+      </w:r>
+      <w:r>
+        <w:rPr>
+          <w:rFonts w:cs="Times New Roman"/>
+          <w:szCs w:val="28"/>
+        </w:rPr>
+        <w:t>класс</w:t>
+      </w:r>
+      <w:r>
+        <w:rPr>
+          <w:rFonts w:cs="Times New Roman"/>
+          <w:szCs w:val="28"/>
+          <w:lang w:val="en-US"/>
+        </w:rPr>
+        <w:t xml:space="preserve"> </w:t>
+      </w:r>
+      <w:r>
+        <w:rPr>
+          <w:rFonts w:cs="Times New Roman"/>
+          <w:szCs w:val="28"/>
+        </w:rPr>
+        <w:t>карты</w:t>
       </w:r>
     </w:p>
     <w:p>
@@ -6425,12 +6440,14 @@
         <w:rPr>
           <w:rFonts w:cs="Times New Roman"/>
           <w:szCs w:val="28"/>
-        </w:rPr>
-      </w:pPr>
-      <w:r>
-        <w:rPr>
-          <w:rFonts w:cs="Times New Roman"/>
-          <w:szCs w:val="28"/>
+          <w:lang w:val="en-US"/>
+        </w:rPr>
+      </w:pPr>
+      <w:r>
+        <w:rPr>
+          <w:rFonts w:cs="Times New Roman"/>
+          <w:szCs w:val="28"/>
+          <w:lang w:val="en-US"/>
         </w:rPr>
         <w:t>}</w:t>
       </w:r>
@@ -6443,6 +6460,7 @@
         <w:rPr>
           <w:rFonts w:cs="Times New Roman"/>
           <w:szCs w:val="28"/>
+          <w:lang w:val="en-US"/>
         </w:rPr>
       </w:pPr>
     </w:p>
@@ -6696,7 +6714,6 @@
         <w:rPr>
           <w:rFonts w:cs="Times New Roman"/>
           <w:szCs w:val="28"/>
-          <w:lang w:val="en-US"/>
         </w:rPr>
       </w:pPr>
       <w:r>
@@ -6707,7 +6724,6 @@
         </w:rPr>
         <w:t xml:space="preserve">        </w:t>
       </w:r>
-      <w:proofErr w:type="spellStart"/>
       <w:proofErr w:type="gramStart"/>
       <w:r>
         <w:rPr>
@@ -6715,15 +6731,43 @@
           <w:szCs w:val="28"/>
           <w:lang w:val="en-US"/>
         </w:rPr>
-        <w:t>System.Console.WriteLine</w:t>
-      </w:r>
-      <w:proofErr w:type="spellEnd"/>
+        <w:t>System</w:t>
+      </w:r>
+      <w:r>
+        <w:rPr>
+          <w:rFonts w:cs="Times New Roman"/>
+          <w:szCs w:val="28"/>
+        </w:rPr>
+        <w:t>.</w:t>
+      </w:r>
+      <w:r>
+        <w:rPr>
+          <w:rFonts w:cs="Times New Roman"/>
+          <w:szCs w:val="28"/>
+          <w:lang w:val="en-US"/>
+        </w:rPr>
+        <w:t>Console</w:t>
+      </w:r>
+      <w:r>
+        <w:rPr>
+          <w:rFonts w:cs="Times New Roman"/>
+          <w:szCs w:val="28"/>
+        </w:rPr>
+        <w:t>.</w:t>
+      </w:r>
+      <w:r>
+        <w:rPr>
+          <w:rFonts w:cs="Times New Roman"/>
+          <w:szCs w:val="28"/>
+          <w:lang w:val="en-US"/>
+        </w:rPr>
+        <w:t>WriteLine</w:t>
+      </w:r>
       <w:proofErr w:type="gramEnd"/>
       <w:r>
         <w:rPr>
           <w:rFonts w:cs="Times New Roman"/>
           <w:szCs w:val="28"/>
-          <w:lang w:val="en-US"/>
         </w:rPr>
         <w:t xml:space="preserve">("=== </w:t>
       </w:r>
@@ -6738,7 +6782,6 @@
         <w:rPr>
           <w:rFonts w:cs="Times New Roman"/>
           <w:szCs w:val="28"/>
-          <w:lang w:val="en-US"/>
         </w:rPr>
         <w:t xml:space="preserve"> </w:t>
       </w:r>
@@ -6753,7 +6796,6 @@
         <w:rPr>
           <w:rFonts w:cs="Times New Roman"/>
           <w:szCs w:val="28"/>
-          <w:lang w:val="en-US"/>
         </w:rPr>
         <w:t xml:space="preserve"> </w:t>
       </w:r>
@@ -6768,7 +6810,6 @@
         <w:rPr>
           <w:rFonts w:cs="Times New Roman"/>
           <w:szCs w:val="28"/>
-          <w:lang w:val="en-US"/>
         </w:rPr>
         <w:t xml:space="preserve"> ===");</w:t>
       </w:r>
@@ -6788,9 +6829,16 @@
         <w:rPr>
           <w:rFonts w:cs="Times New Roman"/>
           <w:szCs w:val="28"/>
-          <w:lang w:val="en-US"/>
-        </w:rPr>
-        <w:t xml:space="preserve">        _</w:t>
+        </w:rPr>
+        <w:t xml:space="preserve">        </w:t>
+      </w:r>
+      <w:r>
+        <w:rPr>
+          <w:rFonts w:cs="Times New Roman"/>
+          <w:szCs w:val="28"/>
+          <w:lang w:val="en-US"/>
+        </w:rPr>
+        <w:t>_</w:t>
       </w:r>
       <w:proofErr w:type="spellStart"/>
       <w:proofErr w:type="gramStart"/>
@@ -6971,6 +7019,7 @@
         <w:rPr>
           <w:rFonts w:cs="Times New Roman"/>
           <w:szCs w:val="28"/>
+          <w:lang w:val="en-US"/>
         </w:rPr>
       </w:pPr>
       <w:r>
@@ -6985,6 +7034,7 @@
         <w:rPr>
           <w:rFonts w:cs="Times New Roman"/>
           <w:szCs w:val="28"/>
+          <w:lang w:val="en-US"/>
         </w:rPr>
         <w:t>}</w:t>
       </w:r>
@@ -6997,12 +7047,14 @@
         <w:rPr>
           <w:rFonts w:cs="Times New Roman"/>
           <w:szCs w:val="28"/>
-        </w:rPr>
-      </w:pPr>
-      <w:r>
-        <w:rPr>
-          <w:rFonts w:cs="Times New Roman"/>
-          <w:szCs w:val="28"/>
+          <w:lang w:val="en-US"/>
+        </w:rPr>
+      </w:pPr>
+      <w:r>
+        <w:rPr>
+          <w:rFonts w:cs="Times New Roman"/>
+          <w:szCs w:val="28"/>
+          <w:lang w:val="en-US"/>
         </w:rPr>
         <w:t xml:space="preserve">    }</w:t>
       </w:r>
@@ -7015,12 +7067,14 @@
         <w:rPr>
           <w:rFonts w:cs="Times New Roman"/>
           <w:szCs w:val="28"/>
-        </w:rPr>
-      </w:pPr>
-      <w:r>
-        <w:rPr>
-          <w:rFonts w:cs="Times New Roman"/>
-          <w:szCs w:val="28"/>
+          <w:lang w:val="en-US"/>
+        </w:rPr>
+      </w:pPr>
+      <w:r>
+        <w:rPr>
+          <w:rFonts w:cs="Times New Roman"/>
+          <w:szCs w:val="28"/>
+          <w:lang w:val="en-US"/>
         </w:rPr>
         <w:t>}</w:t>
       </w:r>
@@ -7033,14 +7087,45 @@
         <w:rPr>
           <w:rFonts w:cs="Times New Roman"/>
           <w:szCs w:val="28"/>
-        </w:rPr>
-      </w:pPr>
-      <w:r>
-        <w:rPr>
-          <w:rFonts w:cs="Times New Roman"/>
-          <w:szCs w:val="28"/>
-        </w:rPr>
-        <w:t>Реализация гастрономической карты</w:t>
+          <w:lang w:val="en-US"/>
+        </w:rPr>
+      </w:pPr>
+      <w:r>
+        <w:rPr>
+          <w:rFonts w:cs="Times New Roman"/>
+          <w:szCs w:val="28"/>
+        </w:rPr>
+        <w:t>Реализация</w:t>
+      </w:r>
+      <w:r>
+        <w:rPr>
+          <w:rFonts w:cs="Times New Roman"/>
+          <w:szCs w:val="28"/>
+          <w:lang w:val="en-US"/>
+        </w:rPr>
+        <w:t xml:space="preserve"> </w:t>
+      </w:r>
+      <w:r>
+        <w:rPr>
+          <w:rFonts w:cs="Times New Roman"/>
+          <w:szCs w:val="28"/>
+        </w:rPr>
+        <w:t>гастрономической</w:t>
+      </w:r>
+      <w:r>
+        <w:rPr>
+          <w:rFonts w:cs="Times New Roman"/>
+          <w:szCs w:val="28"/>
+          <w:lang w:val="en-US"/>
+        </w:rPr>
+        <w:t xml:space="preserve"> </w:t>
+      </w:r>
+      <w:r>
+        <w:rPr>
+          <w:rFonts w:cs="Times New Roman"/>
+          <w:szCs w:val="28"/>
+        </w:rPr>
+        <w:t>карты</w:t>
       </w:r>
     </w:p>
     <w:p>
@@ -7716,16 +7801,29 @@
         <w:rPr>
           <w:rFonts w:cs="Times New Roman"/>
           <w:szCs w:val="28"/>
-          <w:lang w:val="en-US"/>
-        </w:rPr>
-      </w:pPr>
-      <w:r>
-        <w:rPr>
-          <w:rFonts w:cs="Times New Roman"/>
-          <w:szCs w:val="28"/>
-          <w:lang w:val="en-US"/>
-        </w:rPr>
-        <w:t xml:space="preserve">// --- Lab2: </w:t>
+        </w:rPr>
+      </w:pPr>
+      <w:r>
+        <w:rPr>
+          <w:rFonts w:cs="Times New Roman"/>
+          <w:szCs w:val="28"/>
+        </w:rPr>
+        <w:t xml:space="preserve">// --- </w:t>
+      </w:r>
+      <w:r>
+        <w:rPr>
+          <w:rFonts w:cs="Times New Roman"/>
+          <w:szCs w:val="28"/>
+          <w:lang w:val="en-US"/>
+        </w:rPr>
+        <w:t>Lab</w:t>
+      </w:r>
+      <w:r>
+        <w:rPr>
+          <w:rFonts w:cs="Times New Roman"/>
+          <w:szCs w:val="28"/>
+        </w:rPr>
+        <w:t xml:space="preserve">2: </w:t>
       </w:r>
       <w:r>
         <w:rPr>
@@ -7738,7 +7836,6 @@
         <w:rPr>
           <w:rFonts w:cs="Times New Roman"/>
           <w:szCs w:val="28"/>
-          <w:lang w:val="en-US"/>
         </w:rPr>
         <w:t xml:space="preserve"> </w:t>
       </w:r>
@@ -7753,7 +7850,6 @@
         <w:rPr>
           <w:rFonts w:cs="Times New Roman"/>
           <w:szCs w:val="28"/>
-          <w:lang w:val="en-US"/>
         </w:rPr>
         <w:t xml:space="preserve"> </w:t>
       </w:r>
@@ -7768,7 +7864,6 @@
         <w:rPr>
           <w:rFonts w:cs="Times New Roman"/>
           <w:szCs w:val="28"/>
-          <w:lang w:val="en-US"/>
         </w:rPr>
         <w:t xml:space="preserve"> ---</w:t>
       </w:r>
@@ -9641,6 +9736,7 @@
       </w:pPr>
       <w:r>
         <w:rPr>
+          <w:noProof/>
           <w:szCs w:val="40"/>
         </w:rPr>
         <w:lastRenderedPageBreak/>
@@ -11718,6 +11814,7 @@
   <w:style w:type="character" w:default="1" w:styleId="a0">
     <w:name w:val="Default Paragraph Font"/>
     <w:uiPriority w:val="1"/>
+    <w:semiHidden/>
     <w:unhideWhenUsed/>
   </w:style>
   <w:style w:type="table" w:default="1" w:styleId="a1">
